--- a/数据库系统实践_项目规划文档_扩充版.docx
+++ b/数据库系统实践_项目规划文档_扩充版.docx
@@ -249,7 +249,7 @@
     </w:p>
     <w:p>
       <w:r>
-        <w:t>建议采用“变更日志（change_log）+ 幂等应用（sync_applied）+ 冲突表（conflicts）”的同步模式：</w:t>
+        <w:t>本项目采用“变更日志（change_log）+ 目标库应用记录（sync_applied）+ 冲突表（conflicts）+ 统计表（sync_stats_daily）”的同步模式：</w:t>
       </w:r>
     </w:p>
     <w:p>
@@ -353,6 +353,14 @@
       </w:pPr>
       <w:r>
         <w:t>sync_stats_daily：每日统计（同步次数、成功/失败、冲突数、平均延迟等），供移动端图表展示。</w:t>
+      </w:r>
+    </w:p>
+    <w:p>
+      <w:pPr>
+        <w:pStyle w:val="ListBullet"/>
+      </w:pPr>
+      <w:r>
+        <w:t>audit_log：审计日志（记录 I/U/D 操作、操作者、变更前后快照；可用于审计与冲突溯源）。</w:t>
       </w:r>
     </w:p>
     <w:p>
@@ -613,10 +621,24 @@
     </w:p>
     <w:p>
       <w:r>
-        <w:rPr>
-          <w:rFonts w:ascii="Consolas" w:hAnsi="Consolas" w:eastAsia="Consolas"/>
-          <w:sz w:val="18"/>
-        </w:rPr>
+        <w:t>APP_NAME=DBSS</w:t>
+        <w:br/>
+        <w:t>API_PREFIX=/api</w:t>
+        <w:br/>
+        <w:t>ENV=dev</w:t>
+        <w:br/>
+        <w:t>LOG_LEVEL=INFO</w:t>
+        <w:br/>
+        <w:t>SECRET_KEY=********</w:t>
+        <w:br/>
+        <w:t>ACCESS_TOKEN_EXPIRE_MINUTES=1440</w:t>
+        <w:br/>
+        <w:t>ADMIN_USERNAME=admin</w:t>
+        <w:br/>
+        <w:t>ADMIN_PASSWORD=********</w:t>
+        <w:br/>
+        <w:t>CORS_ORIGINS=http://localhost:5173,http://127.0.0.1:5173</w:t>
+        <w:br/>
         <w:t>MYSQL_HOST=127.0.0.1</w:t>
         <w:br/>
         <w:t>MYSQL_PORT=3307</w:t>
@@ -626,7 +648,6 @@
         <w:t>MYSQL_USER=lhy</w:t>
         <w:br/>
         <w:t>MYSQL_PASSWORD=********</w:t>
-        <w:br/>
         <w:br/>
         <w:t>PG_HOST=127.0.0.1</w:t>
         <w:br/>
@@ -638,28 +659,71 @@
         <w:br/>
         <w:t>PG_PASSWORD=********</w:t>
         <w:br/>
-        <w:br/>
         <w:t>ORACLE_HOST=127.0.0.1</w:t>
         <w:br/>
         <w:t>ORACLE_PORT=1521</w:t>
         <w:br/>
-        <w:t>ORACLE_SERVICE=XEPDB1</w:t>
+        <w:t>ORACLE_SERVICE_NAME=XEPDB1</w:t>
         <w:br/>
         <w:t>ORACLE_USER=lhy</w:t>
         <w:br/>
         <w:t>ORACLE_PASSWORD=********</w:t>
         <w:br/>
+        <w:t>SYNC_SOURCE_DB=mysql</w:t>
         <w:br/>
-        <w:t>JWT_SECRET=change_me</w:t>
+        <w:t>SYNC_POLL_SECONDS=2</w:t>
         <w:br/>
-        <w:t>MAIL_HOST=smtp.xxx.com</w:t>
+        <w:t>SYNC_ENABLED=true</w:t>
         <w:br/>
-        <w:t>MAIL_USER=xxx</w:t>
+        <w:t>SYNC_MODE=realtime</w:t>
         <w:br/>
-        <w:t>MAIL_PASS=xxx</w:t>
+        <w:t>SYNC_INTERVAL_SECONDS=600</w:t>
         <w:br/>
-        <w:t>MAIL_FROM=xxx</w:t>
+        <w:t>SYNC_BATCH_LIMIT=50</w:t>
         <w:br/>
+        <w:t>SYNC_RUN_ON_STARTUP=true</w:t>
+        <w:br/>
+        <w:t>RECONCILE_ENABLED=false</w:t>
+        <w:br/>
+        <w:t>RECONCILE_INTERVAL_SECONDS=60</w:t>
+        <w:br/>
+        <w:t>RECONCILE_WINDOW_MINUTES=5</w:t>
+        <w:br/>
+        <w:t>RECONCILE_MAX_PKS=200</w:t>
+        <w:br/>
+        <w:t>RECONCILE_FULL_SCAN_MAX_PKS=5000</w:t>
+        <w:br/>
+        <w:t>RECONCILE_STORE_DB=mysql</w:t>
+        <w:br/>
+        <w:t>RECONCILE_AUTO_RESOLVE=false</w:t>
+        <w:br/>
+        <w:t>RECONCILE_RUN_ON_STARTUP=true</w:t>
+        <w:br/>
+        <w:t>RECONCILE_STARTUP_FULL_SCAN=true</w:t>
+        <w:br/>
+        <w:t>EMAIL_ENABLED=true</w:t>
+        <w:br/>
+        <w:t>EMAIL_SMTP_HOST=smtp.163.com</w:t>
+        <w:br/>
+        <w:t>EMAIL_SMTP_PORT=465</w:t>
+        <w:br/>
+        <w:t>EMAIL_SMTP_USERNAME=g7968hyt@163.com</w:t>
+        <w:br/>
+        <w:t>EMAIL_SMTP_PASSWORD=********</w:t>
+        <w:br/>
+        <w:t>EMAIL_USE_SSL=true</w:t>
+        <w:br/>
+        <w:t>EMAIL_USE_TLS=false</w:t>
+        <w:br/>
+        <w:t>EMAIL_FROM=g7968hyt@163.com</w:t>
+        <w:br/>
+        <w:t>EMAIL_TO=g7968hyt@163.com</w:t>
+        <w:br/>
+        <w:t>FRONTEND_PUBLIC_URL=http://192.168.55.69:5173</w:t>
+        <w:br/>
+        <w:t>EMAIL_LINK_TOKEN_EXPIRE_MINUTES=60</w:t>
+        <w:br/>
+        <w:t>EMAIL_MAX_PER_RUN=10</w:t>
       </w:r>
     </w:p>
     <w:p>
@@ -685,11 +749,7 @@
     </w:p>
     <w:p>
       <w:r>
-        <w:rPr>
-          <w:rFonts w:ascii="Consolas" w:hAnsi="Consolas" w:eastAsia="Consolas"/>
-          <w:sz w:val="20"/>
-        </w:rPr>
-        <w:t>conda create -n dbsss python=3.11 -y</w:t>
+        <w:t>conda create -n dbsss python=3.12 -y</w:t>
         <w:br/>
         <w:t>conda activate dbsss</w:t>
         <w:br/>
@@ -710,14 +770,46 @@
     </w:p>
     <w:p>
       <w:r>
-        <w:rPr>
-          <w:rFonts w:ascii="Consolas" w:hAnsi="Consolas" w:eastAsia="Consolas"/>
-          <w:sz w:val="20"/>
-        </w:rPr>
-        <w:t>pip install fastapi uvicorn[standard] sqlalchemy pymysql psycopg2-binary oracledb python-dotenv</w:t>
+        <w:t>在 VSCode 终端执行：</w:t>
         <w:br/>
-        <w:t>pip install apscheduler pyjwt passlib[bcrypt] pydantic[email]</w:t>
+        <w:t>cd backend</w:t>
         <w:br/>
+        <w:t>pip install -r requirements.txt</w:t>
+        <w:br/>
+        <w:br/>
+        <w:t>requirements.txt 关键依赖如下（节选）：</w:t>
+        <w:br/>
+        <w:t>fastapi&gt;=0.115,&lt;0.116</w:t>
+        <w:br/>
+        <w:t>uvicorn[standard]&gt;=0.32,&lt;0.35</w:t>
+        <w:br/>
+        <w:t>python-multipart&gt;=0.0.9,&lt;1</w:t>
+        <w:br/>
+        <w:br/>
+        <w:t>pydantic&gt;=2.10,&lt;3</w:t>
+        <w:br/>
+        <w:t>pydantic-settings&gt;=2.6,&lt;3</w:t>
+        <w:br/>
+        <w:t>python-dotenv&gt;=1.0,&lt;2</w:t>
+        <w:br/>
+        <w:br/>
+        <w:t>SQLAlchemy&gt;=2.0,&lt;3</w:t>
+        <w:br/>
+        <w:t>pymysql&gt;=1.1,&lt;2</w:t>
+        <w:br/>
+        <w:t>psycopg2-binary&gt;=2.9,&lt;3</w:t>
+        <w:br/>
+        <w:t>oracledb&gt;=2.5,&lt;4</w:t>
+        <w:br/>
+        <w:br/>
+        <w:t>python-jose[cryptography]&gt;=3.3,&lt;4</w:t>
+        <w:br/>
+        <w:t>passlib[bcrypt]&gt;=1.7,&lt;2</w:t>
+        <w:br/>
+        <w:br/>
+        <w:t>APScheduler&gt;=3.10,&lt;4</w:t>
+        <w:br/>
+        <w:t>httpx&gt;=0.28,&lt;1</w:t>
       </w:r>
     </w:p>
     <w:p>
@@ -1152,7 +1244,7 @@
         <w:pStyle w:val="ListBullet"/>
       </w:pPr>
       <w:r>
-        <w:t>frontend-pc/ 与 frontend-mobile/：前端源代码（或一个响应式前端）</w:t>
+        <w:t>frontend/：Vite + React 响应式前端（PC/移动端共用）。</w:t>
       </w:r>
     </w:p>
     <w:p>
@@ -1197,10 +1289,6 @@
     </w:p>
     <w:p>
       <w:r>
-        <w:rPr>
-          <w:rFonts w:ascii="Consolas" w:hAnsi="Consolas" w:eastAsia="Consolas"/>
-          <w:sz w:val="18"/>
-        </w:rPr>
         <w:t># 启动</w:t>
         <w:br/>
         <w:t>cd deploy</w:t>
@@ -1266,6 +1354,998 @@
       </w:pPr>
       <w:r>
         <w:t>Oracle：127.0.0.1:1521，Service Name 选 XEPDB1；对象名通常显示为大写。</w:t>
+      </w:r>
+    </w:p>
+    <w:p>
+      <w:r>
+        <w:br w:type="page"/>
+      </w:r>
+    </w:p>
+    <w:tbl>
+      <w:tblPr>
+        <w:tblStyle w:val="TableGrid"/>
+        <w:tblW w:type="auto" w:w="0"/>
+        <w:tblLook w:firstColumn="1" w:firstRow="1" w:lastColumn="0" w:lastRow="0" w:noHBand="0" w:noVBand="1" w:val="04A0"/>
+      </w:tblPr>
+      <w:tblGrid>
+        <w:gridCol w:w="2880"/>
+        <w:gridCol w:w="2880"/>
+        <w:gridCol w:w="2880"/>
+      </w:tblGrid>
+      <w:tr>
+        <w:tc>
+          <w:tcPr>
+            <w:tcW w:type="dxa" w:w="2880"/>
+          </w:tcPr>
+          <w:p>
+            <w:r>
+              <w:t>??</w:t>
+            </w:r>
+          </w:p>
+        </w:tc>
+        <w:tc>
+          <w:tcPr>
+            <w:tcW w:type="dxa" w:w="2880"/>
+          </w:tcPr>
+          <w:p>
+            <w:r>
+              <w:t>????????</w:t>
+            </w:r>
+          </w:p>
+        </w:tc>
+        <w:tc>
+          <w:tcPr>
+            <w:tcW w:type="dxa" w:w="2880"/>
+          </w:tcPr>
+          <w:p>
+            <w:r>
+              <w:t>??</w:t>
+            </w:r>
+          </w:p>
+        </w:tc>
+      </w:tr>
+      <w:tr>
+        <w:tc>
+          <w:tcPr>
+            <w:tcW w:type="dxa" w:w="2880"/>
+          </w:tcPr>
+          <w:p>
+            <w:r>
+              <w:t>change_log</w:t>
+            </w:r>
+          </w:p>
+        </w:tc>
+        <w:tc>
+          <w:tcPr>
+            <w:tcW w:type="dxa" w:w="2880"/>
+          </w:tcPr>
+          <w:p>
+            <w:r>
+              <w:t>id, source_db, table_name, pk_value, op(I/U/D), created_at, processed</w:t>
+            </w:r>
+          </w:p>
+        </w:tc>
+        <w:tc>
+          <w:tcPr>
+            <w:tcW w:type="dxa" w:w="2880"/>
+          </w:tcPr>
+          <w:p>
+            <w:r>
+              <w:t>????????????????Worker ??????</w:t>
+            </w:r>
+          </w:p>
+        </w:tc>
+      </w:tr>
+      <w:tr>
+        <w:tc>
+          <w:tcPr>
+            <w:tcW w:type="dxa" w:w="2880"/>
+          </w:tcPr>
+          <w:p>
+            <w:r>
+              <w:t>sync_applied</w:t>
+            </w:r>
+          </w:p>
+        </w:tc>
+        <w:tc>
+          <w:tcPr>
+            <w:tcW w:type="dxa" w:w="2880"/>
+          </w:tcPr>
+          <w:p>
+            <w:r>
+              <w:t>change_id, target_db, status(ok/fail), applied_at, error_text</w:t>
+            </w:r>
+          </w:p>
+        </w:tc>
+        <w:tc>
+          <w:tcPr>
+            <w:tcW w:type="dxa" w:w="2880"/>
+          </w:tcPr>
+          <w:p>
+            <w:r>
+              <w:t>???? change_log ??????????????????????</w:t>
+            </w:r>
+          </w:p>
+        </w:tc>
+      </w:tr>
+      <w:tr>
+        <w:tc>
+          <w:tcPr>
+            <w:tcW w:type="dxa" w:w="2880"/>
+          </w:tcPr>
+          <w:p>
+            <w:r>
+              <w:t>conflicts</w:t>
+            </w:r>
+          </w:p>
+        </w:tc>
+        <w:tc>
+          <w:tcPr>
+            <w:tcW w:type="dxa" w:w="2880"/>
+          </w:tcPr>
+          <w:p>
+            <w:r>
+              <w:t>table_name, pk_value, status, reason, source_db, resolution_db, resolved_at/by</w:t>
+            </w:r>
+          </w:p>
+        </w:tc>
+        <w:tc>
+          <w:tcPr>
+            <w:tcW w:type="dxa" w:w="2880"/>
+          </w:tcPr>
+          <w:p>
+            <w:r>
+              <w:t>?????????????????????????</w:t>
+            </w:r>
+          </w:p>
+        </w:tc>
+      </w:tr>
+      <w:tr>
+        <w:tc>
+          <w:tcPr>
+            <w:tcW w:type="dxa" w:w="2880"/>
+          </w:tcPr>
+          <w:p>
+            <w:r>
+              <w:t>sync_stats_daily</w:t>
+            </w:r>
+          </w:p>
+        </w:tc>
+        <w:tc>
+          <w:tcPr>
+            <w:tcW w:type="dxa" w:w="2880"/>
+          </w:tcPr>
+          <w:p>
+            <w:r>
+              <w:t>stat_date, total_events, applied_ok, applied_fail, conflicts, avg_lag_ms</w:t>
+            </w:r>
+          </w:p>
+        </w:tc>
+        <w:tc>
+          <w:tcPr>
+            <w:tcW w:type="dxa" w:w="2880"/>
+          </w:tcPr>
+          <w:p>
+            <w:r>
+              <w:t>???????????/PC ???????</w:t>
+            </w:r>
+          </w:p>
+        </w:tc>
+      </w:tr>
+      <w:tr>
+        <w:tc>
+          <w:tcPr>
+            <w:tcW w:type="dxa" w:w="2880"/>
+          </w:tcPr>
+          <w:p>
+            <w:r>
+              <w:t>audit_log</w:t>
+            </w:r>
+          </w:p>
+        </w:tc>
+        <w:tc>
+          <w:tcPr>
+            <w:tcW w:type="dxa" w:w="2880"/>
+          </w:tcPr>
+          <w:p>
+            <w:r>
+              <w:t>table_name, pk_value, op, changed_at, changed_by, old_row, new_row</w:t>
+            </w:r>
+          </w:p>
+        </w:tc>
+        <w:tc>
+          <w:tcPr>
+            <w:tcW w:type="dxa" w:w="2880"/>
+          </w:tcPr>
+          <w:p>
+            <w:r>
+              <w:t>???????/??/????????????????????????????? JSON?</w:t>
+            </w:r>
+          </w:p>
+        </w:tc>
+      </w:tr>
+    </w:tbl>
+    <w:p>
+      <w:r>
+        <w:br w:type="page"/>
+      </w:r>
+    </w:p>
+    <w:p>
+      <w:pPr>
+        <w:pStyle w:val="Heading1"/>
+      </w:pPr>
+      <w:r>
+        <w:t>11. 详细设计与实现说明（基于本项目实现）</w:t>
+      </w:r>
+    </w:p>
+    <w:p>
+      <w:pPr>
+        <w:pStyle w:val="Heading2"/>
+      </w:pPr>
+      <w:r>
+        <w:t>11.1 设计思路与关键决策</w:t>
+      </w:r>
+    </w:p>
+    <w:p>
+      <w:r>
+        <w:t>本项目面向“异构三库一致性维护”的数据库系统实践，重点在于：能迁移、能同步、能发现冲突、能裁决冲突、能审计与统计，并形成完整演示闭环。</w:t>
+      </w:r>
+    </w:p>
+    <w:p>
+      <w:pPr>
+        <w:pStyle w:val="ListBullet"/>
+      </w:pPr>
+      <w:r>
+        <w:t>变更采集放在数据库侧：通过触发器写入 change_log，避免轮询全表带来的高成本与高延迟。</w:t>
+      </w:r>
+    </w:p>
+    <w:p>
+      <w:pPr>
+        <w:pStyle w:val="ListBullet"/>
+      </w:pPr>
+      <w:r>
+        <w:t>同步执行放在后端 Worker：统一用 SQLAlchemy 反射表结构，按 I/U/D 幂等应用到另外两库。</w:t>
+      </w:r>
+    </w:p>
+    <w:p>
+      <w:pPr>
+        <w:pStyle w:val="ListBullet"/>
+      </w:pPr>
+      <w:r>
+        <w:t>事件尽量“最小化”：change_log 只记录表名/主键/操作类型；同步时读取当前行用于 upsert，适配异构表结构差异。</w:t>
+      </w:r>
+    </w:p>
+    <w:p>
+      <w:pPr>
+        <w:pStyle w:val="ListBullet"/>
+      </w:pPr>
+      <w:r>
+        <w:t>冲突不强行自动修复：所有写入失败与并发冲突统一落到 conflicts，并提供管理员裁决闭环。</w:t>
+      </w:r>
+    </w:p>
+    <w:p>
+      <w:pPr>
+        <w:pStyle w:val="ListBullet"/>
+      </w:pPr>
+      <w:r>
+        <w:t>以 sync_stats_daily 做日报：聚合每天的成功/失败/冲突/延迟，移动端用图形展示。</w:t>
+      </w:r>
+    </w:p>
+    <w:p>
+      <w:pPr>
+        <w:pStyle w:val="Heading2"/>
+      </w:pPr>
+      <w:r>
+        <w:t>11.2 模型设计（业务模型 + 同步模型）</w:t>
+      </w:r>
+    </w:p>
+    <w:p>
+      <w:r>
+        <w:t>业务模型以“视频会议/社交关系”为主，采用自增主键 id，并通过主外键表达用户、好友关系、会议、消息等实体关系，满足多表关联与权限控制场景。</w:t>
+      </w:r>
+    </w:p>
+    <w:p>
+      <w:r>
+        <w:t>同步模型为三库共享的“系统表”，用于变更采集、幂等、冲突、审计与报表。</w:t>
+      </w:r>
+    </w:p>
+    <w:p>
+      <w:r>
+        <w:t>表 11-1 同步系统表概览（各库结构一致或等价）</w:t>
+      </w:r>
+    </w:p>
+    <w:tbl>
+      <w:tblPr>
+        <w:tblStyle w:val="TableGrid"/>
+        <w:tblW w:type="auto" w:w="0"/>
+        <w:tblLook w:firstColumn="1" w:firstRow="1" w:lastColumn="0" w:lastRow="0" w:noHBand="0" w:noVBand="1" w:val="04A0"/>
+      </w:tblPr>
+      <w:tblGrid>
+        <w:gridCol w:w="2880"/>
+        <w:gridCol w:w="2880"/>
+        <w:gridCol w:w="2880"/>
+      </w:tblGrid>
+      <w:tr>
+        <w:tc>
+          <w:tcPr>
+            <w:tcW w:type="dxa" w:w="2880"/>
+          </w:tcPr>
+          <w:p>
+            <w:r>
+              <w:t>表名</w:t>
+            </w:r>
+          </w:p>
+        </w:tc>
+        <w:tc>
+          <w:tcPr>
+            <w:tcW w:type="dxa" w:w="2880"/>
+          </w:tcPr>
+          <w:p>
+            <w:r>
+              <w:t>关键字段（示例）</w:t>
+            </w:r>
+          </w:p>
+        </w:tc>
+        <w:tc>
+          <w:tcPr>
+            <w:tcW w:type="dxa" w:w="2880"/>
+          </w:tcPr>
+          <w:p>
+            <w:r>
+              <w:t>用途</w:t>
+            </w:r>
+          </w:p>
+        </w:tc>
+      </w:tr>
+      <w:tr>
+        <w:tc>
+          <w:tcPr>
+            <w:tcW w:type="dxa" w:w="2880"/>
+          </w:tcPr>
+          <w:p>
+            <w:r>
+              <w:t>change_log</w:t>
+            </w:r>
+          </w:p>
+        </w:tc>
+        <w:tc>
+          <w:tcPr>
+            <w:tcW w:type="dxa" w:w="2880"/>
+          </w:tcPr>
+          <w:p>
+            <w:r>
+              <w:t>id, source_db, table_name, pk_value, op(I/U/D), created_at, processed</w:t>
+            </w:r>
+          </w:p>
+        </w:tc>
+        <w:tc>
+          <w:tcPr>
+            <w:tcW w:type="dxa" w:w="2880"/>
+          </w:tcPr>
+          <w:p>
+            <w:r>
+              <w:t>数据库触发器写入的变更事件队列；Worker 拉取并应用。</w:t>
+            </w:r>
+          </w:p>
+        </w:tc>
+      </w:tr>
+      <w:tr>
+        <w:tc>
+          <w:tcPr>
+            <w:tcW w:type="dxa" w:w="2880"/>
+          </w:tcPr>
+          <w:p>
+            <w:r>
+              <w:t>sync_applied</w:t>
+            </w:r>
+          </w:p>
+        </w:tc>
+        <w:tc>
+          <w:tcPr>
+            <w:tcW w:type="dxa" w:w="2880"/>
+          </w:tcPr>
+          <w:p>
+            <w:r>
+              <w:t>change_id, target_db, status(ok/fail), applied_at, error_text</w:t>
+            </w:r>
+          </w:p>
+        </w:tc>
+        <w:tc>
+          <w:tcPr>
+            <w:tcW w:type="dxa" w:w="2880"/>
+          </w:tcPr>
+          <w:p>
+            <w:r>
+              <w:t>记录每条 change_log 在每个目标库的应用结果，保证幂等并便于追踪错误。</w:t>
+            </w:r>
+          </w:p>
+        </w:tc>
+      </w:tr>
+      <w:tr>
+        <w:tc>
+          <w:tcPr>
+            <w:tcW w:type="dxa" w:w="2880"/>
+          </w:tcPr>
+          <w:p>
+            <w:r>
+              <w:t>conflicts</w:t>
+            </w:r>
+          </w:p>
+        </w:tc>
+        <w:tc>
+          <w:tcPr>
+            <w:tcW w:type="dxa" w:w="2880"/>
+          </w:tcPr>
+          <w:p>
+            <w:r>
+              <w:t>table_name, pk_value, status, reason, source_db, resolution_db, resolved_at/by</w:t>
+            </w:r>
+          </w:p>
+        </w:tc>
+        <w:tc>
+          <w:tcPr>
+            <w:tcW w:type="dxa" w:w="2880"/>
+          </w:tcPr>
+          <w:p>
+            <w:r>
+              <w:t>记录冲突与失败；供前端展示、管理员裁决与邮件告警。</w:t>
+            </w:r>
+          </w:p>
+        </w:tc>
+      </w:tr>
+      <w:tr>
+        <w:tc>
+          <w:tcPr>
+            <w:tcW w:type="dxa" w:w="2880"/>
+          </w:tcPr>
+          <w:p>
+            <w:r>
+              <w:t>sync_stats_daily</w:t>
+            </w:r>
+          </w:p>
+        </w:tc>
+        <w:tc>
+          <w:tcPr>
+            <w:tcW w:type="dxa" w:w="2880"/>
+          </w:tcPr>
+          <w:p>
+            <w:r>
+              <w:t>stat_date, total_events, applied_ok, applied_fail, conflicts, avg_lag_ms</w:t>
+            </w:r>
+          </w:p>
+        </w:tc>
+        <w:tc>
+          <w:tcPr>
+            <w:tcW w:type="dxa" w:w="2880"/>
+          </w:tcPr>
+          <w:p>
+            <w:r>
+              <w:t>每日同步统计；供移动端/PC 图形报表展示。</w:t>
+            </w:r>
+          </w:p>
+        </w:tc>
+      </w:tr>
+      <w:tr>
+        <w:tc>
+          <w:tcPr>
+            <w:tcW w:type="dxa" w:w="2880"/>
+          </w:tcPr>
+          <w:p>
+            <w:r>
+              <w:t>audit_log</w:t>
+            </w:r>
+          </w:p>
+        </w:tc>
+        <w:tc>
+          <w:tcPr>
+            <w:tcW w:type="dxa" w:w="2880"/>
+          </w:tcPr>
+          <w:p>
+            <w:r>
+              <w:t>table_name, pk_value, op, changed_at, changed_by, old_row, new_row</w:t>
+            </w:r>
+          </w:p>
+        </w:tc>
+        <w:tc>
+          <w:tcPr>
+            <w:tcW w:type="dxa" w:w="2880"/>
+          </w:tcPr>
+          <w:p>
+            <w:r>
+              <w:t>审计日志（合规/溯源/解释冲突）；当前触发器示例以主键快照为主，可扩展记录全字段 JSON。</w:t>
+            </w:r>
+          </w:p>
+        </w:tc>
+      </w:tr>
+    </w:tbl>
+    <w:p>
+      <w:pPr>
+        <w:pStyle w:val="Heading2"/>
+      </w:pPr>
+      <w:r>
+        <w:t>11.3 同步实现方式（触发器 + Worker + 幂等）</w:t>
+      </w:r>
+    </w:p>
+    <w:p>
+      <w:r>
+        <w:t>1) 触发器（数据库侧）：</w:t>
+      </w:r>
+    </w:p>
+    <w:p>
+      <w:pPr>
+        <w:pStyle w:val="ListBullet"/>
+      </w:pPr>
+      <w:r>
+        <w:t>audit_log：审计日志（记录 I/U/D 操作、操作者、变更前后快照；可用于审计与冲突溯源）。</w:t>
+      </w:r>
+    </w:p>
+    <w:p>
+      <w:pPr>
+        <w:pStyle w:val="ListBullet"/>
+      </w:pPr>
+      <w:r>
+        <w:t>PostgreSQL：使用触发器函数统一处理 I/U/D（脚本在 init/postgres）。</w:t>
+      </w:r>
+    </w:p>
+    <w:p>
+      <w:pPr>
+        <w:pStyle w:val="ListBullet"/>
+      </w:pPr>
+      <w:r>
+        <w:t>Oracle：单个触发器覆盖 INSERT/UPDATE/DELETE（脚本在 init/oracle）。</w:t>
+      </w:r>
+    </w:p>
+    <w:p>
+      <w:r>
+        <w:t>2) Worker（后端侧）：</w:t>
+      </w:r>
+    </w:p>
+    <w:p>
+      <w:pPr>
+        <w:pStyle w:val="ListBullet"/>
+      </w:pPr>
+      <w:r>
+        <w:t>实时同步：按 SYNC_POLL_SECONDS 轮询 SYNC_SOURCE_DB 的 change_log，批量拉取未处理事件并同步到另外两库。</w:t>
+      </w:r>
+    </w:p>
+    <w:p>
+      <w:pPr>
+        <w:pStyle w:val="ListBullet"/>
+      </w:pPr>
+      <w:r>
+        <w:t>定时同步：按 SYNC_INTERVAL_SECONDS（默认 600s=10min）周期触发同步，可用于“补拉漏事件”。</w:t>
+      </w:r>
+    </w:p>
+    <w:p>
+      <w:pPr>
+        <w:pStyle w:val="ListBullet"/>
+      </w:pPr>
+      <w:r>
+        <w:t>幂等：对每个 (change_id, target_db) 写入/更新 sync_applied（ok/fail + error_text）；成功后将 change_log.processed 标记为已处理。</w:t>
+      </w:r>
+    </w:p>
+    <w:p>
+      <w:pPr>
+        <w:pStyle w:val="Heading2"/>
+      </w:pPr>
+      <w:r>
+        <w:t>11.4 冲突检测与解决策略（闭环）</w:t>
+      </w:r>
+    </w:p>
+    <w:p>
+      <w:pPr>
+        <w:pStyle w:val="ListBullet"/>
+      </w:pPr>
+      <w:r>
+        <w:t>冲突来源：唯一键冲突、外键缺失、并发更新（updated_at 检测）、目标库不可达等。</w:t>
+      </w:r>
+    </w:p>
+    <w:p>
+      <w:pPr>
+        <w:pStyle w:val="ListBullet"/>
+      </w:pPr>
+      <w:r>
+        <w:t>记录方式：统一写入 conflicts（reason 用于页面展示；完整错误写入 sync_applied.error_text）。</w:t>
+      </w:r>
+    </w:p>
+    <w:p>
+      <w:pPr>
+        <w:pStyle w:val="ListBullet"/>
+      </w:pPr>
+      <w:r>
+        <w:t>通知方式：冲突创建后触发邮件通知管理员，邮件链接携带短期 token，移动端与 PC 可直接打开。</w:t>
+      </w:r>
+    </w:p>
+    <w:p>
+      <w:pPr>
+        <w:pStyle w:val="ListBullet"/>
+      </w:pPr>
+      <w:r>
+        <w:t>裁决方式：PC 端“以哪个数据库为准”进行覆盖同步（winner_db），或仅标记已解决。</w:t>
+      </w:r>
+    </w:p>
+    <w:p>
+      <w:pPr>
+        <w:pStyle w:val="Heading2"/>
+      </w:pPr>
+      <w:r>
+        <w:t>11.5 统计报表（移动端图形）</w:t>
+      </w:r>
+    </w:p>
+    <w:p>
+      <w:r>
+        <w:t>后端按天聚合 sync_stats_daily，并提供接口给前端绘制折线图/柱状图：</w:t>
+      </w:r>
+    </w:p>
+    <w:p>
+      <w:pPr>
+        <w:pStyle w:val="ListBullet"/>
+      </w:pPr>
+      <w:r>
+        <w:t>GET /api/monitor/overview：今日概览（未处理队列、未解决冲突、今日成功/失败/冲突/延迟）。</w:t>
+      </w:r>
+    </w:p>
+    <w:p>
+      <w:pPr>
+        <w:pStyle w:val="ListBullet"/>
+      </w:pPr>
+      <w:r>
+        <w:t>GET /api/monitor/daily?days=N：近 N 天日统计，用于移动端图形展示。</w:t>
+      </w:r>
+    </w:p>
+    <w:p>
+      <w:r>
+        <w:t>新增：GET /api/monitor/conflicts/report?days=N 直接从 conflicts 表生成冲突报表（新增/解决/Top 表统计），用于 /reports 页面展示。</w:t>
+      </w:r>
+    </w:p>
+    <w:p>
+      <w:r>
+        <w:t>???? mysql_seed_conflict_report.sql??????????????conflicts ??????????????</w:t>
+      </w:r>
+    </w:p>
+    <w:p>
+      <w:pPr>
+        <w:pStyle w:val="Heading2"/>
+      </w:pPr>
+      <w:r>
+        <w:t>11.6 复杂查询与优化证明（教学要求）</w:t>
+      </w:r>
+    </w:p>
+    <w:p>
+      <w:r>
+        <w:t>前端提供复杂查询页面；后端内置查询模板（多表 JOIN + 子查询），并可展示 EXPLAIN/执行计划。</w:t>
+      </w:r>
+    </w:p>
+    <w:p>
+      <w:r>
+        <w:t>优化方式：为高频条件/排序列建立索引（如 messages(user_id, created_at)、friend_requests(status, to_user_id)），对比优化前后执行计划与耗时。</w:t>
+      </w:r>
+    </w:p>
+    <w:p>
+      <w:pPr>
+        <w:pStyle w:val="Heading2"/>
+      </w:pPr>
+      <w:r>
+        <w:t>11.7 安全与权限（数据库层 + 应用层）</w:t>
+      </w:r>
+    </w:p>
+    <w:p>
+      <w:pPr>
+        <w:pStyle w:val="ListBullet"/>
+      </w:pPr>
+      <w:r>
+        <w:t>应用层：JWT 登录 + RBAC（管理员/普通用户），管理员接口统一 require_admin 保护。</w:t>
+      </w:r>
+    </w:p>
+    <w:p>
+      <w:pPr>
+        <w:pStyle w:val="ListBullet"/>
+      </w:pPr>
+      <w:r>
+        <w:t>数据库层：在 init/*/005_users_roles.sql 中创建并授权不同角色用户（读写分离/只读等），并给出可验证的 GRANT/ROLE。</w:t>
+      </w:r>
+    </w:p>
+    <w:p>
+      <w:pPr>
+        <w:pStyle w:val="ListBullet"/>
+      </w:pPr>
+      <w:r>
+        <w:t>审计：audit_log 作为项目内审计表；如需更强审计，可启用数据库原生审计（Oracle AUDIT、MySQL 日志/审计插件等）。</w:t>
+      </w:r>
+    </w:p>
+    <w:p>
+      <w:pPr>
+        <w:pStyle w:val="Heading2"/>
+      </w:pPr>
+      <w:r>
+        <w:t>11.8 最终展示成果（建议截图/录屏点）</w:t>
+      </w:r>
+    </w:p>
+    <w:p>
+      <w:pPr>
+        <w:pStyle w:val="ListBullet"/>
+      </w:pPr>
+      <w:r>
+        <w:t>系统健康：/health 页面显示三库连通。</w:t>
+      </w:r>
+    </w:p>
+    <w:p>
+      <w:pPr>
+        <w:pStyle w:val="ListBullet"/>
+      </w:pPr>
+      <w:r>
+        <w:t>迁移：表迁移/整库迁移后，三库行数一致。</w:t>
+      </w:r>
+    </w:p>
+    <w:p>
+      <w:pPr>
+        <w:pStyle w:val="ListBullet"/>
+      </w:pPr>
+      <w:r>
+        <w:t>实时同步：对任意一库业务表 I/U/D，另外两库在 1-2 秒内同步可见。</w:t>
+      </w:r>
+    </w:p>
+    <w:p>
+      <w:pPr>
+        <w:pStyle w:val="ListBullet"/>
+      </w:pPr>
+      <w:r>
+        <w:t>定时同步：切换 SYNC_MODE=scheduled，10min 自动同步并更新日报。</w:t>
+      </w:r>
+    </w:p>
+    <w:p>
+      <w:pPr>
+        <w:pStyle w:val="ListBullet"/>
+      </w:pPr>
+      <w:r>
+        <w:t>冲突闭环：制造冲突 → 邮件告警 → 手机打开链接查看 → PC 端裁决 winner_db → 三库一致。</w:t>
+      </w:r>
+    </w:p>
+    <w:p>
+      <w:pPr>
+        <w:pStyle w:val="ListBullet"/>
+      </w:pPr>
+      <w:r>
+        <w:t>复杂查询：页面同时展示 SQL、结果与 EXPLAIN/执行计划，附优化索引证明。</w:t>
+      </w:r>
+    </w:p>
+    <w:p>
+      <w:pPr>
+        <w:pStyle w:val="ListBullet"/>
+      </w:pPr>
+      <w:r>
+        <w:t>移动端报表：/reports 页面查看近 N 天趋势图（冲突/成功/失败/延迟）。</w:t>
+      </w:r>
+    </w:p>
+    <w:p>
+      <w:r>
+        <w:br w:type="page"/>
+      </w:r>
+    </w:p>
+    <w:p>
+      <w:pPr>
+        <w:pStyle w:val="Heading1"/>
+      </w:pPr>
+      <w:r>
+        <w:t>12. 数据导入/导出/备份与恢复（可用性与数据可持续性）</w:t>
+      </w:r>
+    </w:p>
+    <w:p>
+      <w:pPr>
+        <w:pStyle w:val="Heading2"/>
+      </w:pPr>
+      <w:r>
+        <w:t>12.1 设计目标</w:t>
+      </w:r>
+    </w:p>
+    <w:p>
+      <w:pPr>
+        <w:pStyle w:val="ListBullet"/>
+      </w:pPr>
+      <w:r>
+        <w:t>支持三库数据的导出（备份）与导入（恢复），形成可复现的运维流程。</w:t>
+      </w:r>
+    </w:p>
+    <w:p>
+      <w:pPr>
+        <w:pStyle w:val="ListBullet"/>
+      </w:pPr>
+      <w:r>
+        <w:t>备份产物可归档、可追溯，便于演示与验收。</w:t>
+      </w:r>
+    </w:p>
+    <w:p>
+      <w:pPr>
+        <w:pStyle w:val="ListBullet"/>
+      </w:pPr>
+      <w:r>
+        <w:t>与迁移功能配合：迁移用于“跨库复制”，备份用于“灾备恢复/环境快照”。</w:t>
+      </w:r>
+    </w:p>
+    <w:p>
+      <w:pPr>
+        <w:pStyle w:val="Heading2"/>
+      </w:pPr>
+      <w:r>
+        <w:t>12.2 脚本与产物位置</w:t>
+      </w:r>
+    </w:p>
+    <w:p>
+      <w:r>
+        <w:t>本项目提供 PowerShell 脚本用于备份与恢复：</w:t>
+      </w:r>
+    </w:p>
+    <w:p>
+      <w:pPr>
+        <w:pStyle w:val="ListBullet"/>
+      </w:pPr>
+      <w:r>
+        <w:t>deploy/backup.ps1：导出/备份 MySQL + PostgreSQL + Oracle</w:t>
+      </w:r>
+    </w:p>
+    <w:p>
+      <w:pPr>
+        <w:pStyle w:val="ListBullet"/>
+      </w:pPr>
+      <w:r>
+        <w:t>迁移页面提供“一键备份”按钮：调用后端接口 /api/migration/backup 触发备份，并在页面展示备份目录与文件列表。</w:t>
+      </w:r>
+    </w:p>
+    <w:p>
+      <w:pPr>
+        <w:pStyle w:val="ListBullet"/>
+      </w:pPr>
+      <w:r>
+        <w:t>deploy/restore.ps1：从某次备份目录恢复三库数据</w:t>
+      </w:r>
+    </w:p>
+    <w:p>
+      <w:pPr>
+        <w:pStyle w:val="ListBullet"/>
+      </w:pPr>
+      <w:r>
+        <w:t>备份产物默认输出到：backup/dumps/&lt;timestamp&gt;/</w:t>
+      </w:r>
+    </w:p>
+    <w:p>
+      <w:pPr>
+        <w:pStyle w:val="Heading2"/>
+      </w:pPr>
+      <w:r>
+        <w:t>12.3 导出/备份（示例命令）</w:t>
+      </w:r>
+    </w:p>
+    <w:p>
+      <w:r>
+        <w:t>在 Windows PowerShell 执行：</w:t>
+      </w:r>
+    </w:p>
+    <w:p>
+      <w:pPr>
+        <w:pStyle w:val="ListBullet"/>
+      </w:pPr>
+      <w:r>
+        <w:t>cd deploy</w:t>
+        <w:br/>
+        <w:t>.\backup.ps1</w:t>
+      </w:r>
+    </w:p>
+    <w:p>
+      <w:pPr>
+        <w:pStyle w:val="ListBullet"/>
+      </w:pPr>
+      <w:r>
+        <w:t>可按需跳过某个库：</w:t>
+      </w:r>
+    </w:p>
+    <w:p>
+      <w:pPr>
+        <w:pStyle w:val="ListBullet"/>
+      </w:pPr>
+      <w:r>
+        <w:t>.\backup.ps1 -SkipOracle</w:t>
+      </w:r>
+    </w:p>
+    <w:p>
+      <w:pPr>
+        <w:pStyle w:val="Heading2"/>
+      </w:pPr>
+      <w:r>
+        <w:t>12.4 导入/恢复（示例命令）</w:t>
+      </w:r>
+    </w:p>
+    <w:p>
+      <w:r>
+        <w:t>从某次备份恢复：</w:t>
+      </w:r>
+    </w:p>
+    <w:p>
+      <w:pPr>
+        <w:pStyle w:val="ListBullet"/>
+      </w:pPr>
+      <w:r>
+        <w:t>cd deploy</w:t>
+        <w:br/>
+        <w:t>.\restore.ps1 -FromDir ..\backup\dumps\YYYYMMDD-HHMMSS</w:t>
+      </w:r>
+    </w:p>
+    <w:p>
+      <w:r>
+        <w:t>建议在演示环境下操作；如需“彻底重置后恢复”，可先运行 deploy/rebuild.ps1 再 restore。</w:t>
+      </w:r>
+    </w:p>
+    <w:p>
+      <w:pPr>
+        <w:pStyle w:val="Heading2"/>
+      </w:pPr>
+      <w:r>
+        <w:t>12.5 各数据库实现要点（说明）</w:t>
+      </w:r>
+    </w:p>
+    <w:p>
+      <w:pPr>
+        <w:pStyle w:val="ListBullet"/>
+      </w:pPr>
+      <w:r>
+        <w:t>MySQL：使用 mysqldump 导出，包含表结构/数据/触发器/存储过程；恢复时在容器内执行 mysql 导入。</w:t>
+      </w:r>
+    </w:p>
+    <w:p>
+      <w:pPr>
+        <w:pStyle w:val="ListBullet"/>
+      </w:pPr>
+      <w:r>
+        <w:t>PostgreSQL：使用 pg_dump -Fc 导出为自定义格式；恢复用 pg_restore --clean --if-exists -C。</w:t>
+      </w:r>
+    </w:p>
+    <w:p>
+      <w:pPr>
+        <w:pStyle w:val="ListBullet"/>
+      </w:pPr>
+      <w:r>
+        <w:t>Oracle：使用 Data Pump（expdp/impdp）导出/导入 schema；恢复用 table_exists_action=replace（演示环境）。</w:t>
+      </w:r>
+    </w:p>
+    <w:p>
+      <w:pPr>
+        <w:pStyle w:val="Heading2"/>
+      </w:pPr>
+      <w:r>
+        <w:t>12.6 验收方式（截图/证据建议）</w:t>
+      </w:r>
+    </w:p>
+    <w:p>
+      <w:pPr>
+        <w:pStyle w:val="ListBullet"/>
+      </w:pPr>
+      <w:r>
+        <w:t>导出后保存 backup/dumps/&lt;timestamp&gt; 目录截图；展示其中包含 mysql.sql / postgres.dump / oracle.dmp。</w:t>
+      </w:r>
+    </w:p>
+    <w:p>
+      <w:pPr>
+        <w:pStyle w:val="ListBullet"/>
+      </w:pPr>
+      <w:r>
+        <w:t>恢复后在三库分别执行 COUNT(*) 或关键表查询，证明数据已恢复。</w:t>
+      </w:r>
+    </w:p>
+    <w:p>
+      <w:pPr>
+        <w:pStyle w:val="ListBullet"/>
+      </w:pPr>
+      <w:r>
+        <w:t>结合迁移页面与同步系统，演示“迁移→同步→冲突→裁决→备份/恢复”的完整闭环。</w:t>
+      </w:r>
+    </w:p>
+    <w:p>
+      <w:r>
+        <w:t>?????????? que_plan.docx ? S1-S9 ????????? JOIN/?????/????????????? EXPLAIN ???</w:t>
+      </w:r>
+    </w:p>
+    <w:p>
+      <w:r>
+        <w:t>???? mysql_seed_sync_demo.sql????????????????change_log/sync_applied/audit_log/sync_stats_daily???????????</w:t>
       </w:r>
     </w:p>
     <w:sectPr>
